--- a/rozbory_andy/Autoři/Havlíček, Karel Borovský/Král Lávra.docx
+++ b/rozbory_andy/Autoři/Havlíček, Karel Borovský/Král Lávra.docx
@@ -55,13 +55,53 @@
         <w:t xml:space="preserve"> </w:t>
       </w:r>
       <w:r>
-        <w:t xml:space="preserve">Realismus (Kritický a pravdivý obraz společnosti, </w:t>
-      </w:r>
-      <w:r>
-        <w:t>peněz</w:t>
-      </w:r>
-      <w:r>
-        <w:t xml:space="preserve"> a každodenních problémů)</w:t>
+        <w:t>Realismus (</w:t>
+      </w:r>
+      <w:r>
+        <w:t>Je to literatura, která kriticky a s humorem zobrazuje nedostatky společnosti, politickou nesvobodu a lidskou hloupost.</w:t>
+      </w:r>
+      <w:r>
+        <w:t xml:space="preserve"> [</w:t>
+      </w:r>
+      <w:r>
+        <w:rPr>
+          <w:b/>
+          <w:bCs/>
+        </w:rPr>
+        <w:t>Kritika panovníka</w:t>
+      </w:r>
+      <w:r>
+        <w:t xml:space="preserve">, </w:t>
+      </w:r>
+      <w:r>
+        <w:t xml:space="preserve"> </w:t>
+      </w:r>
+      <w:r>
+        <w:rPr>
+          <w:b/>
+          <w:bCs/>
+        </w:rPr>
+        <w:t>Lidový jazyk</w:t>
+      </w:r>
+      <w:r>
+        <w:rPr>
+          <w:b/>
+          <w:bCs/>
+        </w:rPr>
+        <w:t xml:space="preserve">, </w:t>
+      </w:r>
+      <w:r>
+        <w:rPr>
+          <w:b/>
+          <w:bCs/>
+        </w:rPr>
+        <w:t>Ponaučení</w:t>
+      </w:r>
+      <w:r>
+        <w:t>]</w:t>
+      </w:r>
+      <w:r>
+        <w:t>)</w:t>
       </w:r>
     </w:p>
     <w:p>
@@ -90,7 +130,10 @@
         <w:t xml:space="preserve"> </w:t>
       </w:r>
       <w:r>
-        <w:t>Křest svatého Vladimíra, Božena Němcová</w:t>
+        <w:t xml:space="preserve">Křest svatého Vladimíra, </w:t>
+      </w:r>
+      <w:r>
+        <w:t>Karel Jaromír Erben</w:t>
       </w:r>
     </w:p>
     <w:p>
@@ -208,27 +251,7 @@
         <w:t xml:space="preserve"> </w:t>
       </w:r>
       <w:r>
-        <w:t>O</w:t>
-      </w:r>
-      <w:r>
-        <w:t>slí uši (</w:t>
-      </w:r>
-      <w:r>
-        <w:t>panovníkovi</w:t>
-      </w:r>
-      <w:r>
-        <w:t xml:space="preserve"> chyby a nedostatky), tajemství - král má tajemství ten ho řekne</w:t>
-      </w:r>
-      <w:r>
-        <w:t xml:space="preserve"> </w:t>
-      </w:r>
-      <w:proofErr w:type="spellStart"/>
-      <w:r>
-        <w:t>Kukulínovi</w:t>
-      </w:r>
-      <w:proofErr w:type="spellEnd"/>
-      <w:r>
-        <w:t>, ten ho neudrží a poví ho vrbě a ta celému světu</w:t>
+        <w:t>Oslí uši (panovníkovi chyby a nedostatky), tajemství - král má tajemství ten ho řekne Kukulínovi, ten ho neudrží a poví ho vrbě a ta celému světu</w:t>
       </w:r>
     </w:p>
     <w:p>
@@ -295,34 +318,7 @@
         <w:t>:</w:t>
       </w:r>
       <w:r>
-        <w:t xml:space="preserve"> </w:t>
-      </w:r>
-      <w:r>
-        <w:t>H</w:t>
-      </w:r>
-      <w:r>
-        <w:t>odný, dobromyslný, nechce ukázat světu své oslí uši, aby se nesnížil;</w:t>
-      </w:r>
-      <w:r>
-        <w:t xml:space="preserve"> p</w:t>
-      </w:r>
-      <w:r>
-        <w:t>řihlouplý. Na druhou stranu přes svou „dobrotu" navenek, nechává popravovat nevinné</w:t>
-      </w:r>
-      <w:r>
-        <w:t xml:space="preserve"> </w:t>
-      </w:r>
-      <w:r>
-        <w:t>lidi.</w:t>
-      </w:r>
-      <w:r>
-        <w:t xml:space="preserve"> D</w:t>
-      </w:r>
-      <w:r>
-        <w:t>obře panuje; má tajemství, kvůli němuž každý rok popraví svého holiče</w:t>
-      </w:r>
-      <w:r>
-        <w:t>.</w:t>
+        <w:t xml:space="preserve"> Hodný, dobromyslný, nechce ukázat světu své oslí uši, aby se nesnížil; přihlouplý. Na druhou stranu přes svou „dobrotu" navenek, nechává popravovat nevinné lidi. Dobře panuje; má tajemství, kvůli němuž každý rok popraví svého holiče.</w:t>
       </w:r>
     </w:p>
     <w:p>
@@ -333,7 +329,6 @@
           <w:numId w:val="1"/>
         </w:numPr>
       </w:pPr>
-      <w:proofErr w:type="spellStart"/>
       <w:r>
         <w:rPr>
           <w:b/>
@@ -341,39 +336,11 @@
         </w:rPr>
         <w:t>Kukulín</w:t>
       </w:r>
-      <w:proofErr w:type="spellEnd"/>
       <w:r>
         <w:t>:</w:t>
       </w:r>
       <w:r>
-        <w:t xml:space="preserve"> H</w:t>
-      </w:r>
-      <w:r>
-        <w:t>olič. který je čestný</w:t>
-      </w:r>
-      <w:r>
-        <w:t>,</w:t>
-      </w:r>
-      <w:r>
-        <w:t xml:space="preserve"> </w:t>
-      </w:r>
-      <w:r>
-        <w:t>s</w:t>
-      </w:r>
-      <w:r>
-        <w:t>pravedlivý</w:t>
-      </w:r>
-      <w:r>
-        <w:t>,</w:t>
-      </w:r>
-      <w:r>
-        <w:t xml:space="preserve"> diskrétní. Bylo mu svěřeno panovníkovo</w:t>
-      </w:r>
-      <w:r>
-        <w:t xml:space="preserve"> </w:t>
-      </w:r>
-      <w:r>
-        <w:t>tajemství (zašeptá ho do vrby)</w:t>
+        <w:t xml:space="preserve"> Holič. který je čestný, spravedlivý, diskrétní. Bylo mu svěřeno panovníkovo tajemství (zašeptá ho do vrby)</w:t>
       </w:r>
     </w:p>
     <w:p>
@@ -395,15 +362,7 @@
         <w:t>:</w:t>
       </w:r>
       <w:r>
-        <w:t xml:space="preserve"> </w:t>
-      </w:r>
-      <w:proofErr w:type="spellStart"/>
-      <w:r>
-        <w:t>Kukulínova</w:t>
-      </w:r>
-      <w:proofErr w:type="spellEnd"/>
-      <w:r>
-        <w:t xml:space="preserve"> matka, která ho zachrání před šibenicí</w:t>
+        <w:t xml:space="preserve"> Kukulínova matka, která ho zachrání před šibenicí</w:t>
       </w:r>
     </w:p>
     <w:p>
@@ -476,31 +435,7 @@
     </w:p>
     <w:p>
       <w:r>
-        <w:t xml:space="preserve">V Irsku dobře panoval král Lávra. Měl jen jednu slabost – jedenkrát do roka se dával holit a holiče vždy místo odměny pověsili. Král totiž tají světu dlouhé oslí uši. Holiči se báli, vždy jednou do roka losovali o královo holení. Jednou padl los na </w:t>
-      </w:r>
-      <w:proofErr w:type="spellStart"/>
-      <w:r>
-        <w:t>Kukulína</w:t>
-      </w:r>
-      <w:proofErr w:type="spellEnd"/>
-      <w:r>
-        <w:t xml:space="preserve">. Když měl jít na šibenici, jeho matka, chudá vdova, u krále orodovala a tím vysloužila svému synovi milost. Králi však musel slíbit, že nikde neřekne, co viděl při holení. Tím se stal dvorním holičem. Tajemství </w:t>
-      </w:r>
-      <w:proofErr w:type="spellStart"/>
-      <w:r>
-        <w:t>Kukulína</w:t>
-      </w:r>
-      <w:proofErr w:type="spellEnd"/>
-      <w:r>
-        <w:t xml:space="preserve"> velmi tíží, a tak ho na radu poustevníka všeptá do staré vrby. </w:t>
-      </w:r>
-      <w:proofErr w:type="spellStart"/>
-      <w:r>
-        <w:t>Kukulínovi</w:t>
-      </w:r>
-      <w:proofErr w:type="spellEnd"/>
-      <w:r>
-        <w:t xml:space="preserve"> se rázem ulevilo.  Po nějakém čase král chystal velikou hostinu a bál. Byli pozváni muzikanti z Čech. Pan Červíček ovšem ztratil kolíček od basy. Uřízl tedy kousek větvičky z již zmiňované vrby. Když pak začne na basu hrát na královském plese, tajemství je vyzrazeno . K žádné katastrofě však nedochází. Lidé krále ujistili, že ho mají rádi, ba že mu dokonce dlouhé oslí uši sluší.</w:t>
+        <w:t>V Irsku dobře panoval král Lávra. Měl jen jednu slabost – jedenkrát do roka se dával holit a holiče vždy místo odměny pověsili. Král totiž tají světu dlouhé oslí uši. Holiči se báli, vždy jednou do roka losovali o královo holení. Jednou padl los na Kukulína. Když měl jít na šibenici, jeho matka, chudá vdova, u krále orodovala a tím vysloužila svému synovi milost. Králi však musel slíbit, že nikde neřekne, co viděl při holení. Tím se stal dvorním holičem. Tajemství Kukulína velmi tíží, a tak ho na radu poustevníka všeptá do staré vrby. Kukulínovi se rázem ulevilo.  Po nějakém čase král chystal velikou hostinu a bál. Byli pozváni muzikanti z Čech. Pan Červíček ovšem ztratil kolíček od basy. Uřízl tedy kousek větvičky z již zmiňované vrby. Když pak začne na basu hrát na královském plese, tajemství je vyzrazeno . K žádné katastrofě však nedochází. Lidé krále ujistili, že ho mají rádi, ba že mu dokonce dlouhé oslí uši sluší.</w:t>
       </w:r>
     </w:p>
     <w:sectPr>
@@ -1237,7 +1172,6 @@
   <w:style w:type="character" w:default="1" w:styleId="Standardnpsmoodstavce">
     <w:name w:val="Default Paragraph Font"/>
     <w:uiPriority w:val="1"/>
-    <w:semiHidden/>
     <w:unhideWhenUsed/>
   </w:style>
   <w:style w:type="table" w:default="1" w:styleId="Normlntabulka">
@@ -1570,6 +1504,19 @@
     <w:rPr>
       <w:b/>
       <w:bCs/>
+    </w:rPr>
+  </w:style>
+  <w:style w:type="paragraph" w:styleId="Normlnweb">
+    <w:name w:val="Normal (Web)"/>
+    <w:basedOn w:val="Normln"/>
+    <w:uiPriority w:val="99"/>
+    <w:semiHidden/>
+    <w:unhideWhenUsed/>
+    <w:rsid w:val="00C86A29"/>
+    <w:rPr>
+      <w:rFonts w:ascii="Times New Roman" w:hAnsi="Times New Roman" w:cs="Times New Roman"/>
+      <w:sz w:val="24"/>
+      <w:szCs w:val="24"/>
     </w:rPr>
   </w:style>
 </w:styles>
